--- a/Protocols_Coral_Physiology/Protein/Protocols_Protein_Assay.docx
+++ b/Protocols_Coral_Physiology/Protein/Protocols_Protein_Assay.docx
@@ -1,6 +1,6 @@
 
 <file path=word/document.xml><?xml version="1.0" encoding="utf-8"?>
-<w:document xmlns:wpc="http://schemas.microsoft.com/office/word/2010/wordprocessingCanvas" xmlns:cx="http://schemas.microsoft.com/office/drawing/2014/chartex" xmlns:cx1="http://schemas.microsoft.com/office/drawing/2015/9/8/chartex" xmlns:cx2="http://schemas.microsoft.com/office/drawing/2015/10/21/chartex" xmlns:cx3="http://schemas.microsoft.com/office/drawing/2016/5/9/chartex" xmlns:cx4="http://schemas.microsoft.com/office/drawing/2016/5/10/chartex" xmlns:cx5="http://schemas.microsoft.com/office/drawing/2016/5/11/chartex" xmlns:cx6="http://schemas.microsoft.com/office/drawing/2016/5/12/chartex" xmlns:cx7="http://schemas.microsoft.com/office/drawing/2016/5/13/chartex" xmlns:cx8="http://schemas.microsoft.com/office/drawing/2016/5/14/chartex" xmlns:mc="http://schemas.openxmlformats.org/markup-compatibility/2006" xmlns:aink="http://schemas.microsoft.com/office/drawing/2016/ink" xmlns:am3d="http://schemas.microsoft.com/office/drawing/2017/model3d" xmlns:o="urn:schemas-microsoft-com:office:office" xmlns:oel="http://schemas.microsoft.com/office/2019/extlst" xmlns:r="http://schemas.openxmlformats.org/officeDocument/2006/relationships" xmlns:m="http://schemas.openxmlformats.org/officeDocument/2006/math" xmlns:v="urn:schemas-microsoft-com:vml" xmlns:wp14="http://schemas.microsoft.com/office/word/2010/wordprocessingDrawing" xmlns:wp="http://schemas.openxmlformats.org/drawingml/2006/wordprocessingDrawing" xmlns:w10="urn:schemas-microsoft-com:office:word" xmlns:w="http://schemas.openxmlformats.org/wordprocessingml/2006/main" xmlns:w14="http://schemas.microsoft.com/office/word/2010/wordml" xmlns:w15="http://schemas.microsoft.com/office/word/2012/wordml" xmlns:w16cex="http://schemas.microsoft.com/office/word/2018/wordml/cex" xmlns:w16cid="http://schemas.microsoft.com/office/word/2016/wordml/cid" xmlns:w16="http://schemas.microsoft.com/office/word/2018/wordml" xmlns:w16sdtdh="http://schemas.microsoft.com/office/word/2020/wordml/sdtdatahash" xmlns:w16se="http://schemas.microsoft.com/office/word/2015/wordml/symex" xmlns:wpg="http://schemas.microsoft.com/office/word/2010/wordprocessingGroup" xmlns:wpi="http://schemas.microsoft.com/office/word/2010/wordprocessingInk" xmlns:wne="http://schemas.microsoft.com/office/word/2006/wordml" xmlns:wps="http://schemas.microsoft.com/office/word/2010/wordprocessingShape" mc:Ignorable="w14 w15 w16se w16cid w16 w16cex w16sdtdh wp14">
+<w:document xmlns:wpc="http://schemas.microsoft.com/office/word/2010/wordprocessingCanvas" xmlns:cx="http://schemas.microsoft.com/office/drawing/2014/chartex" xmlns:cx1="http://schemas.microsoft.com/office/drawing/2015/9/8/chartex" xmlns:cx2="http://schemas.microsoft.com/office/drawing/2015/10/21/chartex" xmlns:cx3="http://schemas.microsoft.com/office/drawing/2016/5/9/chartex" xmlns:cx4="http://schemas.microsoft.com/office/drawing/2016/5/10/chartex" xmlns:cx5="http://schemas.microsoft.com/office/drawing/2016/5/11/chartex" xmlns:cx6="http://schemas.microsoft.com/office/drawing/2016/5/12/chartex" xmlns:cx7="http://schemas.microsoft.com/office/drawing/2016/5/13/chartex" xmlns:cx8="http://schemas.microsoft.com/office/drawing/2016/5/14/chartex" xmlns:mc="http://schemas.openxmlformats.org/markup-compatibility/2006" xmlns:aink="http://schemas.microsoft.com/office/drawing/2016/ink" xmlns:am3d="http://schemas.microsoft.com/office/drawing/2017/model3d" xmlns:o="urn:schemas-microsoft-com:office:office" xmlns:oel="http://schemas.microsoft.com/office/2019/extlst" xmlns:r="http://schemas.openxmlformats.org/officeDocument/2006/relationships" xmlns:m="http://schemas.openxmlformats.org/officeDocument/2006/math" xmlns:v="urn:schemas-microsoft-com:vml" xmlns:wp14="http://schemas.microsoft.com/office/word/2010/wordprocessingDrawing" xmlns:wp="http://schemas.openxmlformats.org/drawingml/2006/wordprocessingDrawing" xmlns:w10="urn:schemas-microsoft-com:office:word" xmlns:w="http://schemas.openxmlformats.org/wordprocessingml/2006/main" xmlns:w14="http://schemas.microsoft.com/office/word/2010/wordml" xmlns:w15="http://schemas.microsoft.com/office/word/2012/wordml" xmlns:w16cex="http://schemas.microsoft.com/office/word/2018/wordml/cex" xmlns:w16cid="http://schemas.microsoft.com/office/word/2016/wordml/cid" xmlns:w16="http://schemas.microsoft.com/office/word/2018/wordml" xmlns:w16du="http://schemas.microsoft.com/office/word/2023/wordml/word16du" xmlns:w16sdtdh="http://schemas.microsoft.com/office/word/2020/wordml/sdtdatahash" xmlns:w16sdtfl="http://schemas.microsoft.com/office/word/2024/wordml/sdtformatlock" xmlns:w16se="http://schemas.microsoft.com/office/word/2015/wordml/symex" xmlns:wpg="http://schemas.microsoft.com/office/word/2010/wordprocessingGroup" xmlns:wpi="http://schemas.microsoft.com/office/word/2010/wordprocessingInk" xmlns:wne="http://schemas.microsoft.com/office/word/2006/wordml" xmlns:wps="http://schemas.microsoft.com/office/word/2010/wordprocessingShape" mc:Ignorable="w14 w15 w16se w16cid w16 w16cex w16sdtdh w16sdtfl w16du wp14">
   <w:body>
     <w:p>
       <w:pPr>
@@ -346,21 +346,7 @@
         <w:rPr>
           <w:rFonts w:ascii="Times" w:hAnsi="Times"/>
         </w:rPr>
-        <w:t xml:space="preserve">Thaw a 500 </w:t>
-      </w:r>
-      <w:proofErr w:type="spellStart"/>
-      <w:r>
-        <w:rPr>
-          <w:rFonts w:ascii="Times" w:hAnsi="Times"/>
-        </w:rPr>
-        <w:t>μL</w:t>
-      </w:r>
-      <w:proofErr w:type="spellEnd"/>
-      <w:r>
-        <w:rPr>
-          <w:rFonts w:ascii="Times" w:hAnsi="Times"/>
-        </w:rPr>
-        <w:t xml:space="preserve"> aliquot of tissue homogenate.</w:t>
+        <w:t>Thaw a 500 μL aliquot of tissue homogenate.</w:t>
       </w:r>
       <w:r>
         <w:rPr>
@@ -402,21 +388,7 @@
         <w:rPr>
           <w:rFonts w:ascii="Times" w:hAnsi="Times"/>
         </w:rPr>
-        <w:t xml:space="preserve">Add 10 </w:t>
-      </w:r>
-      <w:proofErr w:type="spellStart"/>
-      <w:r>
-        <w:rPr>
-          <w:rFonts w:ascii="Times" w:hAnsi="Times"/>
-        </w:rPr>
-        <w:t>μL</w:t>
-      </w:r>
-      <w:proofErr w:type="spellEnd"/>
-      <w:r>
-        <w:rPr>
-          <w:rFonts w:ascii="Times" w:hAnsi="Times"/>
-        </w:rPr>
-        <w:t xml:space="preserve"> of 1M NaOH (pH should be ~10) to the tube. Experiments may be needed prior to use to determine if volume is appropriate for species of choice.</w:t>
+        <w:t>Add 10 μL of 1M NaOH (pH should be ~10) to the tube. Experiments may be needed prior to use to determine if volume is appropriate for species of choice.</w:t>
       </w:r>
     </w:p>
     <w:p>
@@ -482,21 +454,7 @@
         <w:rPr>
           <w:rFonts w:ascii="Times" w:hAnsi="Times"/>
         </w:rPr>
-        <w:t xml:space="preserve">Add 280 </w:t>
-      </w:r>
-      <w:proofErr w:type="spellStart"/>
-      <w:r>
-        <w:rPr>
-          <w:rFonts w:ascii="Times" w:hAnsi="Times"/>
-        </w:rPr>
-        <w:t>μL</w:t>
-      </w:r>
-      <w:proofErr w:type="spellEnd"/>
-      <w:r>
-        <w:rPr>
-          <w:rFonts w:ascii="Times" w:hAnsi="Times"/>
-        </w:rPr>
-        <w:t xml:space="preserve"> of 0.1M HCl to the tube to neutralize the sample. Add this volume in small amounts and continue to test the pH of the sample using pH paper. pH needs to be at 7.0 to move onto the next steps.</w:t>
+        <w:t>Add 280 μL of 0.1M HCl to the tube to neutralize the sample. Add this volume in small amounts and continue to test the pH of the sample using pH paper. pH needs to be at 7.0 to move onto the next steps.</w:t>
       </w:r>
     </w:p>
     <w:p>
@@ -569,21 +527,7 @@
         <w:rPr>
           <w:rFonts w:ascii="Times" w:hAnsi="Times"/>
         </w:rPr>
-        <w:t xml:space="preserve">Thaw the 500 </w:t>
-      </w:r>
-      <w:proofErr w:type="spellStart"/>
-      <w:r>
-        <w:rPr>
-          <w:rFonts w:ascii="Times" w:hAnsi="Times"/>
-        </w:rPr>
-        <w:t>μL</w:t>
-      </w:r>
-      <w:proofErr w:type="spellEnd"/>
-      <w:r>
-        <w:rPr>
-          <w:rFonts w:ascii="Times" w:hAnsi="Times"/>
-        </w:rPr>
-        <w:t xml:space="preserve"> aliquot of host only supernatant.</w:t>
+        <w:t>Thaw the 500 μL aliquot of host only supernatant.</w:t>
       </w:r>
     </w:p>
     <w:p>
@@ -695,6 +639,7 @@
           <w:b/>
           <w:bCs/>
         </w:rPr>
+        <w:lastRenderedPageBreak/>
         <w:t xml:space="preserve">Prepare BSA Standards </w:t>
       </w:r>
     </w:p>
@@ -1620,55 +1565,41 @@
         <w:rPr>
           <w:rFonts w:ascii="Times" w:hAnsi="Times"/>
         </w:rPr>
-        <w:t xml:space="preserve">this project, we will use 9 standards and 200 </w:t>
+        <w:t>this project, we will use 9 standards and 200 μL of WR is required for each sample in the microplate procedure.</w:t>
+      </w:r>
+    </w:p>
+    <w:p>
+      <w:pPr>
+        <w:ind w:left="720"/>
+        <w:rPr>
+          <w:rFonts w:ascii="Times" w:hAnsi="Times"/>
+        </w:rPr>
+      </w:pPr>
+    </w:p>
+    <w:p>
+      <w:pPr>
+        <w:rPr>
+          <w:rFonts w:ascii="Times" w:hAnsi="Times"/>
+        </w:rPr>
+      </w:pPr>
+      <w:r>
+        <w:rPr>
+          <w:rFonts w:ascii="Times" w:hAnsi="Times"/>
+        </w:rPr>
+        <w:t>(# standards + # unknowns) x (# replicates) x (</w:t>
       </w:r>
       <w:proofErr w:type="spellStart"/>
       <w:r>
         <w:rPr>
           <w:rFonts w:ascii="Times" w:hAnsi="Times"/>
         </w:rPr>
-        <w:t>μL</w:t>
+        <w:t>volof</w:t>
       </w:r>
       <w:proofErr w:type="spellEnd"/>
       <w:r>
         <w:rPr>
           <w:rFonts w:ascii="Times" w:hAnsi="Times"/>
         </w:rPr>
-        <w:t xml:space="preserve"> of WR is required for each sample in the microplate procedure.</w:t>
-      </w:r>
-    </w:p>
-    <w:p>
-      <w:pPr>
-        <w:ind w:left="720"/>
-        <w:rPr>
-          <w:rFonts w:ascii="Times" w:hAnsi="Times"/>
-        </w:rPr>
-      </w:pPr>
-    </w:p>
-    <w:p>
-      <w:pPr>
-        <w:rPr>
-          <w:rFonts w:ascii="Times" w:hAnsi="Times"/>
-        </w:rPr>
-      </w:pPr>
-      <w:r>
-        <w:rPr>
-          <w:rFonts w:ascii="Times" w:hAnsi="Times"/>
-        </w:rPr>
-        <w:t>(# standards + # unknowns) x (# replicates) x (</w:t>
-      </w:r>
-      <w:proofErr w:type="spellStart"/>
-      <w:r>
-        <w:rPr>
-          <w:rFonts w:ascii="Times" w:hAnsi="Times"/>
-        </w:rPr>
-        <w:t>volof</w:t>
-      </w:r>
-      <w:proofErr w:type="spellEnd"/>
-      <w:r>
-        <w:rPr>
-          <w:rFonts w:ascii="Times" w:hAnsi="Times"/>
-        </w:rPr>
         <w:t xml:space="preserve"> WR per sample) = total vol WR required</w:t>
       </w:r>
     </w:p>
@@ -1682,21 +1613,7 @@
         <w:rPr>
           <w:rFonts w:ascii="Times" w:hAnsi="Times"/>
         </w:rPr>
-        <w:t xml:space="preserve">(9 standards + # samples) x (2 replicates) x (200 </w:t>
-      </w:r>
-      <w:proofErr w:type="spellStart"/>
-      <w:r>
-        <w:rPr>
-          <w:rFonts w:ascii="Times" w:hAnsi="Times"/>
-        </w:rPr>
-        <w:t>μL</w:t>
-      </w:r>
-      <w:proofErr w:type="spellEnd"/>
-      <w:r>
-        <w:rPr>
-          <w:rFonts w:ascii="Times" w:hAnsi="Times"/>
-        </w:rPr>
-        <w:t xml:space="preserve"> of WR) = total volume WR required</w:t>
+        <w:t>(9 standards + # samples) x (2 replicates) x (200 μL of WR) = total volume WR required</w:t>
       </w:r>
     </w:p>
     <w:p>
@@ -1721,21 +1638,7 @@
         <w:rPr>
           <w:rFonts w:ascii="Times" w:hAnsi="Times"/>
         </w:rPr>
-        <w:t xml:space="preserve">Prepare WR by mixing 50 parts of BCA Reagent A with 1 part of BCA Reagent B (50:1, Reagent </w:t>
-      </w:r>
-      <w:proofErr w:type="gramStart"/>
-      <w:r>
-        <w:rPr>
-          <w:rFonts w:ascii="Times" w:hAnsi="Times"/>
-        </w:rPr>
-        <w:t>A:B</w:t>
-      </w:r>
-      <w:proofErr w:type="gramEnd"/>
-      <w:r>
-        <w:rPr>
-          <w:rFonts w:ascii="Times" w:hAnsi="Times"/>
-        </w:rPr>
-        <w:t>) in a clean protein-free container of the appropriate size, based on how many samples are going to be run.</w:t>
+        <w:t>Prepare WR by mixing 50 parts of BCA Reagent A with 1 part of BCA Reagent B (50:1, Reagent A:B) in a clean protein-free container of the appropriate size, based on how many samples are going to be run.</w:t>
       </w:r>
     </w:p>
     <w:tbl>
@@ -1828,21 +1731,7 @@
               <w:rPr>
                 <w:rFonts w:ascii="Times" w:hAnsi="Times"/>
               </w:rPr>
-              <w:t>Total vol required (</w:t>
-            </w:r>
-            <w:proofErr w:type="spellStart"/>
-            <w:r>
-              <w:rPr>
-                <w:rFonts w:ascii="Times" w:hAnsi="Times"/>
-              </w:rPr>
-              <w:t>μL</w:t>
-            </w:r>
-            <w:proofErr w:type="spellEnd"/>
-            <w:r>
-              <w:rPr>
-                <w:rFonts w:ascii="Times" w:hAnsi="Times"/>
-              </w:rPr>
-              <w:t>)</w:t>
+              <w:t>Total vol required (μL)</w:t>
             </w:r>
           </w:p>
         </w:tc>
@@ -1861,21 +1750,7 @@
               <w:rPr>
                 <w:rFonts w:ascii="Times" w:hAnsi="Times"/>
               </w:rPr>
-              <w:t>Vol / 51 (rounded) (</w:t>
-            </w:r>
-            <w:proofErr w:type="spellStart"/>
-            <w:r>
-              <w:rPr>
-                <w:rFonts w:ascii="Times" w:hAnsi="Times"/>
-              </w:rPr>
-              <w:t>μL</w:t>
-            </w:r>
-            <w:proofErr w:type="spellEnd"/>
-            <w:r>
-              <w:rPr>
-                <w:rFonts w:ascii="Times" w:hAnsi="Times"/>
-              </w:rPr>
-              <w:t>)</w:t>
+              <w:t>Vol / 51 (rounded) (μL)</w:t>
             </w:r>
           </w:p>
         </w:tc>
@@ -1894,21 +1769,7 @@
               <w:rPr>
                 <w:rFonts w:ascii="Times" w:hAnsi="Times"/>
               </w:rPr>
-              <w:t>Reagent A (</w:t>
-            </w:r>
-            <w:proofErr w:type="spellStart"/>
-            <w:r>
-              <w:rPr>
-                <w:rFonts w:ascii="Times" w:hAnsi="Times"/>
-              </w:rPr>
-              <w:t>μL</w:t>
-            </w:r>
-            <w:proofErr w:type="spellEnd"/>
-            <w:r>
-              <w:rPr>
-                <w:rFonts w:ascii="Times" w:hAnsi="Times"/>
-              </w:rPr>
-              <w:t>)</w:t>
+              <w:t>Reagent A (μL)</w:t>
             </w:r>
           </w:p>
         </w:tc>
@@ -1927,21 +1788,7 @@
               <w:rPr>
                 <w:rFonts w:ascii="Times" w:hAnsi="Times"/>
               </w:rPr>
-              <w:t>Reagent B (</w:t>
-            </w:r>
-            <w:proofErr w:type="spellStart"/>
-            <w:r>
-              <w:rPr>
-                <w:rFonts w:ascii="Times" w:hAnsi="Times"/>
-              </w:rPr>
-              <w:t>μL</w:t>
-            </w:r>
-            <w:proofErr w:type="spellEnd"/>
-            <w:r>
-              <w:rPr>
-                <w:rFonts w:ascii="Times" w:hAnsi="Times"/>
-              </w:rPr>
-              <w:t>)</w:t>
+              <w:t>Reagent B (μL)</w:t>
             </w:r>
           </w:p>
         </w:tc>
@@ -2494,7 +2341,6 @@
           <w:b/>
           <w:bCs/>
         </w:rPr>
-        <w:lastRenderedPageBreak/>
         <w:t>Microplate Procedure (Sample to WR ratio = 1:8) from Pierce BCA Protein Assay Kit:</w:t>
       </w:r>
     </w:p>
@@ -2520,21 +2366,7 @@
         <w:rPr>
           <w:rFonts w:ascii="Times" w:hAnsi="Times"/>
         </w:rPr>
-        <w:t xml:space="preserve">Pipette 25 </w:t>
-      </w:r>
-      <w:proofErr w:type="spellStart"/>
-      <w:r>
-        <w:rPr>
-          <w:rFonts w:ascii="Times" w:hAnsi="Times"/>
-        </w:rPr>
-        <w:t>μL</w:t>
-      </w:r>
-      <w:proofErr w:type="spellEnd"/>
-      <w:r>
-        <w:rPr>
-          <w:rFonts w:ascii="Times" w:hAnsi="Times"/>
-        </w:rPr>
-        <w:t xml:space="preserve"> of each standard or unknown sample into duplicate microplate wells.</w:t>
+        <w:t>Pipette 25 μL of each standard or unknown sample into duplicate microplate wells.</w:t>
       </w:r>
     </w:p>
     <w:p>
@@ -2552,21 +2384,7 @@
         <w:rPr>
           <w:rFonts w:ascii="Times" w:hAnsi="Times"/>
         </w:rPr>
-        <w:t xml:space="preserve">Add 200 </w:t>
-      </w:r>
-      <w:proofErr w:type="spellStart"/>
-      <w:r>
-        <w:rPr>
-          <w:rFonts w:ascii="Times" w:hAnsi="Times"/>
-        </w:rPr>
-        <w:t>μL</w:t>
-      </w:r>
-      <w:proofErr w:type="spellEnd"/>
-      <w:r>
-        <w:rPr>
-          <w:rFonts w:ascii="Times" w:hAnsi="Times"/>
-        </w:rPr>
-        <w:t xml:space="preserve"> of the working reagent (WR) to each well and mix.</w:t>
+        <w:t>Add 200 μL of the working reagent (WR) to each well and mix.</w:t>
       </w:r>
     </w:p>
     <w:p>
@@ -2749,7 +2567,7 @@
 </file>
 
 <file path=word/numbering.xml><?xml version="1.0" encoding="utf-8"?>
-<w:numbering xmlns:wpc="http://schemas.microsoft.com/office/word/2010/wordprocessingCanvas" xmlns:cx="http://schemas.microsoft.com/office/drawing/2014/chartex" xmlns:cx1="http://schemas.microsoft.com/office/drawing/2015/9/8/chartex" xmlns:cx2="http://schemas.microsoft.com/office/drawing/2015/10/21/chartex" xmlns:cx3="http://schemas.microsoft.com/office/drawing/2016/5/9/chartex" xmlns:cx4="http://schemas.microsoft.com/office/drawing/2016/5/10/chartex" xmlns:cx5="http://schemas.microsoft.com/office/drawing/2016/5/11/chartex" xmlns:cx6="http://schemas.microsoft.com/office/drawing/2016/5/12/chartex" xmlns:cx7="http://schemas.microsoft.com/office/drawing/2016/5/13/chartex" xmlns:cx8="http://schemas.microsoft.com/office/drawing/2016/5/14/chartex" xmlns:mc="http://schemas.openxmlformats.org/markup-compatibility/2006" xmlns:aink="http://schemas.microsoft.com/office/drawing/2016/ink" xmlns:am3d="http://schemas.microsoft.com/office/drawing/2017/model3d" xmlns:o="urn:schemas-microsoft-com:office:office" xmlns:oel="http://schemas.microsoft.com/office/2019/extlst" xmlns:r="http://schemas.openxmlformats.org/officeDocument/2006/relationships" xmlns:m="http://schemas.openxmlformats.org/officeDocument/2006/math" xmlns:v="urn:schemas-microsoft-com:vml" xmlns:wp14="http://schemas.microsoft.com/office/word/2010/wordprocessingDrawing" xmlns:wp="http://schemas.openxmlformats.org/drawingml/2006/wordprocessingDrawing" xmlns:w10="urn:schemas-microsoft-com:office:word" xmlns:w="http://schemas.openxmlformats.org/wordprocessingml/2006/main" xmlns:w14="http://schemas.microsoft.com/office/word/2010/wordml" xmlns:w15="http://schemas.microsoft.com/office/word/2012/wordml" xmlns:w16cex="http://schemas.microsoft.com/office/word/2018/wordml/cex" xmlns:w16cid="http://schemas.microsoft.com/office/word/2016/wordml/cid" xmlns:w16="http://schemas.microsoft.com/office/word/2018/wordml" xmlns:w16sdtdh="http://schemas.microsoft.com/office/word/2020/wordml/sdtdatahash" xmlns:w16se="http://schemas.microsoft.com/office/word/2015/wordml/symex" xmlns:wpg="http://schemas.microsoft.com/office/word/2010/wordprocessingGroup" xmlns:wpi="http://schemas.microsoft.com/office/word/2010/wordprocessingInk" xmlns:wne="http://schemas.microsoft.com/office/word/2006/wordml" xmlns:wps="http://schemas.microsoft.com/office/word/2010/wordprocessingShape" mc:Ignorable="w14 w15 w16se w16cid w16 w16cex w16sdtdh wp14">
+<w:numbering xmlns:wpc="http://schemas.microsoft.com/office/word/2010/wordprocessingCanvas" xmlns:cx="http://schemas.microsoft.com/office/drawing/2014/chartex" xmlns:cx1="http://schemas.microsoft.com/office/drawing/2015/9/8/chartex" xmlns:cx2="http://schemas.microsoft.com/office/drawing/2015/10/21/chartex" xmlns:cx3="http://schemas.microsoft.com/office/drawing/2016/5/9/chartex" xmlns:cx4="http://schemas.microsoft.com/office/drawing/2016/5/10/chartex" xmlns:cx5="http://schemas.microsoft.com/office/drawing/2016/5/11/chartex" xmlns:cx6="http://schemas.microsoft.com/office/drawing/2016/5/12/chartex" xmlns:cx7="http://schemas.microsoft.com/office/drawing/2016/5/13/chartex" xmlns:cx8="http://schemas.microsoft.com/office/drawing/2016/5/14/chartex" xmlns:mc="http://schemas.openxmlformats.org/markup-compatibility/2006" xmlns:aink="http://schemas.microsoft.com/office/drawing/2016/ink" xmlns:am3d="http://schemas.microsoft.com/office/drawing/2017/model3d" xmlns:o="urn:schemas-microsoft-com:office:office" xmlns:oel="http://schemas.microsoft.com/office/2019/extlst" xmlns:r="http://schemas.openxmlformats.org/officeDocument/2006/relationships" xmlns:m="http://schemas.openxmlformats.org/officeDocument/2006/math" xmlns:v="urn:schemas-microsoft-com:vml" xmlns:wp14="http://schemas.microsoft.com/office/word/2010/wordprocessingDrawing" xmlns:wp="http://schemas.openxmlformats.org/drawingml/2006/wordprocessingDrawing" xmlns:w10="urn:schemas-microsoft-com:office:word" xmlns:w="http://schemas.openxmlformats.org/wordprocessingml/2006/main" xmlns:w14="http://schemas.microsoft.com/office/word/2010/wordml" xmlns:w15="http://schemas.microsoft.com/office/word/2012/wordml" xmlns:w16cex="http://schemas.microsoft.com/office/word/2018/wordml/cex" xmlns:w16cid="http://schemas.microsoft.com/office/word/2016/wordml/cid" xmlns:w16="http://schemas.microsoft.com/office/word/2018/wordml" xmlns:w16du="http://schemas.microsoft.com/office/word/2023/wordml/word16du" xmlns:w16sdtdh="http://schemas.microsoft.com/office/word/2020/wordml/sdtdatahash" xmlns:w16sdtfl="http://schemas.microsoft.com/office/word/2024/wordml/sdtformatlock" xmlns:w16se="http://schemas.microsoft.com/office/word/2015/wordml/symex" xmlns:wpg="http://schemas.microsoft.com/office/word/2010/wordprocessingGroup" xmlns:wpi="http://schemas.microsoft.com/office/word/2010/wordprocessingInk" xmlns:wne="http://schemas.microsoft.com/office/word/2006/wordml" xmlns:wps="http://schemas.microsoft.com/office/word/2010/wordprocessingShape" mc:Ignorable="w14 w15 w16se w16cid w16 w16cex w16sdtdh w16sdtfl w16du wp14">
   <w:abstractNum w:abstractNumId="0" w15:restartNumberingAfterBreak="0">
     <w:nsid w:val="04684294"/>
     <w:multiLevelType w:val="hybridMultilevel"/>
@@ -3330,7 +3148,7 @@
 </file>
 
 <file path=word/styles.xml><?xml version="1.0" encoding="utf-8"?>
-<w:styles xmlns:mc="http://schemas.openxmlformats.org/markup-compatibility/2006" xmlns:r="http://schemas.openxmlformats.org/officeDocument/2006/relationships" xmlns:w="http://schemas.openxmlformats.org/wordprocessingml/2006/main" xmlns:w14="http://schemas.microsoft.com/office/word/2010/wordml" xmlns:w15="http://schemas.microsoft.com/office/word/2012/wordml" xmlns:w16cex="http://schemas.microsoft.com/office/word/2018/wordml/cex" xmlns:w16cid="http://schemas.microsoft.com/office/word/2016/wordml/cid" xmlns:w16="http://schemas.microsoft.com/office/word/2018/wordml" xmlns:w16sdtdh="http://schemas.microsoft.com/office/word/2020/wordml/sdtdatahash" xmlns:w16se="http://schemas.microsoft.com/office/word/2015/wordml/symex" mc:Ignorable="w14 w15 w16se w16cid w16 w16cex w16sdtdh">
+<w:styles xmlns:mc="http://schemas.openxmlformats.org/markup-compatibility/2006" xmlns:r="http://schemas.openxmlformats.org/officeDocument/2006/relationships" xmlns:w="http://schemas.openxmlformats.org/wordprocessingml/2006/main" xmlns:w14="http://schemas.microsoft.com/office/word/2010/wordml" xmlns:w15="http://schemas.microsoft.com/office/word/2012/wordml" xmlns:w16cex="http://schemas.microsoft.com/office/word/2018/wordml/cex" xmlns:w16cid="http://schemas.microsoft.com/office/word/2016/wordml/cid" xmlns:w16="http://schemas.microsoft.com/office/word/2018/wordml" xmlns:w16du="http://schemas.microsoft.com/office/word/2023/wordml/word16du" xmlns:w16sdtdh="http://schemas.microsoft.com/office/word/2020/wordml/sdtdatahash" xmlns:w16sdtfl="http://schemas.microsoft.com/office/word/2024/wordml/sdtformatlock" xmlns:w16se="http://schemas.microsoft.com/office/word/2015/wordml/symex" mc:Ignorable="w14 w15 w16se w16cid w16 w16cex w16sdtdh w16sdtfl w16du">
   <w:docDefaults>
     <w:rPrDefault>
       <w:rPr>
